--- a/HealthFit/Relatorio_HealthFit_Funcionalidades_e_CodeReview.docx
+++ b/HealthFit/Relatorio_HealthFit_Funcionalidades_e_CodeReview.docx
@@ -1940,9 +1940,47 @@
         <w:t xml:space="preserve">Cardio finishCardio inconsistência (Média): </w:t>
       </w:r>
       <w:r>
-        <w:t>ActiveCardioView monta exerciseRecords localmente, mas endSession() sobrescreve com exerciseRecords do store não atualizados durante cardio.</w:t>
-      </w:r>
-    </w:p>
+        <w:t xml:space="preserve">ActiveCardioView monta exerciseRecords localmente, mas </w:t>
+      </w:r>
+      <w:proofErr w:type="gramStart"/>
+      <w:r>
+        <w:t>endSession(</w:t>
+      </w:r>
+      <w:proofErr w:type="gramEnd"/>
+      <w:r>
+        <w:t xml:space="preserve">) sobrescreve com exerciseRecords do store </w:t>
+      </w:r>
+      <w:proofErr w:type="spellStart"/>
+      <w:r>
+        <w:t>não</w:t>
+      </w:r>
+      <w:proofErr w:type="spellEnd"/>
+      <w:r>
+        <w:t xml:space="preserve"> </w:t>
+      </w:r>
+      <w:proofErr w:type="spellStart"/>
+      <w:r>
+        <w:t>atualizados</w:t>
+      </w:r>
+      <w:proofErr w:type="spellEnd"/>
+      <w:r>
+        <w:t xml:space="preserve"> </w:t>
+      </w:r>
+      <w:proofErr w:type="spellStart"/>
+      <w:r>
+        <w:t>durante</w:t>
+      </w:r>
+      <w:proofErr w:type="spellEnd"/>
+      <w:r>
+        <w:t xml:space="preserve"> cardio.</w:t>
+      </w:r>
+    </w:p>
+    <w:p>
+      <w:r>
+        <w:t>APRESENTAR PARA LUAN ESSES PONTOS – ASSIM QUE ADQUIRIR UMA LICENCA DO AAP DEVELOPER</w:t>
+      </w:r>
+    </w:p>
+    <w:p/>
     <w:p>
       <w:pPr>
         <w:pStyle w:val="Ttulo2"/>
@@ -2004,6 +2042,7 @@
         <w:pStyle w:val="Commarcadores"/>
       </w:pPr>
       <w:r>
+        <w:lastRenderedPageBreak/>
         <w:t>isCardioSession usa heurística frágil (prefixo 'cardio' no título).</w:t>
       </w:r>
     </w:p>
@@ -2044,7 +2083,6 @@
         <w:pStyle w:val="Commarcadores"/>
       </w:pPr>
       <w:r>
-        <w:lastRenderedPageBreak/>
         <w:t>Conteúdo hardcoded (treinos, refeições, prompts) dificulta manutenção e i18n.</w:t>
       </w:r>
     </w:p>
@@ -2223,6 +2261,7 @@
         <w:pStyle w:val="Commarcadores"/>
       </w:pPr>
       <w:r>
+        <w:lastRenderedPageBreak/>
         <w:t>P2: Extrair WorkoutSessionManager de WorkoutStore.</w:t>
       </w:r>
     </w:p>
@@ -2263,7 +2302,6 @@
         <w:pStyle w:val="Ttulo1"/>
       </w:pPr>
       <w:r>
-        <w:lastRenderedPageBreak/>
         <w:t>7. Matriz de Funcionalidades por Módulo</w:t>
       </w:r>
     </w:p>
